--- a/hit-catalogue/catalogue_summary.docx
+++ b/hit-catalogue/catalogue_summary.docx
@@ -4,8 +4,8 @@
   <w:body>
     <w:p>
       <w:pPr>
+        <w:bidi/>
         <w:jc w:val="right"/>
-        <w:bidi/>
       </w:pPr>
       <w:r>
         <w:rPr>
@@ -18,8 +18,8 @@
     </w:p>
     <w:p>
       <w:pPr>
+        <w:bidi/>
         <w:jc w:val="right"/>
-        <w:bidi/>
       </w:pPr>
       <w:r>
         <w:rPr>
@@ -39,8 +39,8 @@
     </w:p>
     <w:p>
       <w:pPr>
+        <w:bidi/>
         <w:jc w:val="right"/>
-        <w:bidi/>
       </w:pPr>
       <w:r>
         <w:rPr>
@@ -51,8 +51,8 @@
     </w:p>
     <w:p>
       <w:pPr>
+        <w:bidi/>
         <w:jc w:val="right"/>
-        <w:bidi/>
       </w:pPr>
       <w:r>
         <w:rPr>
@@ -63,8 +63,8 @@
     </w:p>
     <w:p>
       <w:pPr>
+        <w:bidi/>
         <w:jc w:val="right"/>
-        <w:bidi/>
       </w:pPr>
       <w:r>
         <w:rPr>
@@ -75,8 +75,8 @@
     </w:p>
     <w:p>
       <w:pPr>
+        <w:bidi/>
         <w:jc w:val="right"/>
-        <w:bidi/>
       </w:pPr>
       <w:r>
         <w:rPr>
@@ -87,8 +87,8 @@
     </w:p>
     <w:p>
       <w:pPr>
+        <w:bidi/>
         <w:jc w:val="right"/>
-        <w:bidi/>
       </w:pPr>
       <w:r>
         <w:rPr>
@@ -99,8 +99,8 @@
     </w:p>
     <w:p>
       <w:pPr>
+        <w:bidi/>
         <w:jc w:val="right"/>
-        <w:bidi/>
       </w:pPr>
       <w:r>
         <w:rPr>

--- a/hit-catalogue/catalogue_summary.docx
+++ b/hit-catalogue/catalogue_summary.docx
@@ -5,7 +5,7 @@
     <w:p>
       <w:pPr>
         <w:bidi/>
-        <w:jc w:val="right"/>
+        <w:jc w:val="both"/>
       </w:pPr>
       <w:r>
         <w:rPr>
@@ -19,7 +19,7 @@
     <w:p>
       <w:pPr>
         <w:bidi/>
-        <w:jc w:val="right"/>
+        <w:jc w:val="both"/>
       </w:pPr>
       <w:r>
         <w:rPr>
@@ -40,7 +40,7 @@
     <w:p>
       <w:pPr>
         <w:bidi/>
-        <w:jc w:val="right"/>
+        <w:jc w:val="both"/>
       </w:pPr>
       <w:r>
         <w:rPr>
@@ -52,7 +52,7 @@
     <w:p>
       <w:pPr>
         <w:bidi/>
-        <w:jc w:val="right"/>
+        <w:jc w:val="both"/>
       </w:pPr>
       <w:r>
         <w:rPr>
@@ -64,7 +64,7 @@
     <w:p>
       <w:pPr>
         <w:bidi/>
-        <w:jc w:val="right"/>
+        <w:jc w:val="both"/>
       </w:pPr>
       <w:r>
         <w:rPr>
@@ -76,7 +76,7 @@
     <w:p>
       <w:pPr>
         <w:bidi/>
-        <w:jc w:val="right"/>
+        <w:jc w:val="both"/>
       </w:pPr>
       <w:r>
         <w:rPr>
@@ -88,7 +88,7 @@
     <w:p>
       <w:pPr>
         <w:bidi/>
-        <w:jc w:val="right"/>
+        <w:jc w:val="both"/>
       </w:pPr>
       <w:r>
         <w:rPr>
@@ -100,7 +100,7 @@
     <w:p>
       <w:pPr>
         <w:bidi/>
-        <w:jc w:val="right"/>
+        <w:jc w:val="both"/>
       </w:pPr>
       <w:r>
         <w:rPr>
